--- a/zht/docx/088.content.docx
+++ b/zht/docx/088.content.docx
@@ -150,26 +150,6 @@
           <w:lang w:val="zh_TW" w:bidi="zh_TW"/>
         </w:rPr>
         <w:t>wo</w:t>
-      </w:r>
-      <w:r>
-        <w:rPr>
-          <w:lang w:val="zh_TW" w:bidi="zh_TW"/>
-        </w:rPr>
-      </w:r>
-    </w:p>
-    <w:p>
-      <w:pPr/>
-      <w:r>
-        <w:rPr>
-          <w:lang w:val="zh_TW" w:bidi="zh_TW"/>
-        </w:rPr>
-      </w:r>
-      <w:r>
-        <w:rPr>
-          <w:i/>
-          <w:lang w:val="zh_TW" w:bidi="zh_TW"/>
-        </w:rPr>
-        <w:t>我們的保惠師</w:t>
       </w:r>
       <w:r>
         <w:rPr>

--- a/zht/docx/088.content.docx
+++ b/zht/docx/088.content.docx
@@ -19,7 +19,7 @@
         <w:rPr>
           <w:lang w:val="zh_TW" w:bidi="zh_TW"/>
         </w:rPr>
-        <w:t>Resource: Study Notes - Themes (Tyndale)</w:t>
+        <w:t>Resource: Tyndale Open Study Notes</w:t>
       </w:r>
       <w:r>
         <w:rPr>
@@ -112,7 +112,7 @@
         <w:rPr>
           <w:lang w:val="zh_TW" w:bidi="zh_TW"/>
         </w:rPr>
-        <w:t>Study Notes - Themes (Tyndale)</w:t>
+        <w:t>Tyndale Open Study Notes</w:t>
       </w:r>
     </w:p>
     <w:p>

--- a/zht/docx/088.content.docx
+++ b/zht/docx/088.content.docx
@@ -19,7 +19,7 @@
         <w:rPr>
           <w:lang w:val="zh_TW" w:bidi="zh_TW"/>
         </w:rPr>
-        <w:t>Resource: Tyndale Open Study Notes</w:t>
+        <w:t>Resource: Aquifer Open Study Notes (Themes)</w:t>
       </w:r>
       <w:r>
         <w:rPr>
@@ -112,7 +112,7 @@
         <w:rPr>
           <w:lang w:val="zh_TW" w:bidi="zh_TW"/>
         </w:rPr>
-        <w:t>Tyndale Open Study Notes</w:t>
+        <w:t>Aquifer Open Study Notes (Themes)</w:t>
       </w:r>
     </w:p>
     <w:p>

--- a/zht/docx/088.content.docx
+++ b/zht/docx/088.content.docx
@@ -246,72 +246,48 @@
         </w:rPr>
         <w:t>指的是聖靈。這個詞字面意思是「被呼召在旁」，並描述衪為「保惠師」（</w:t>
       </w:r>
-      <w:hyperlink r:id="rId13">
-        <w:r>
-          <w:rPr>
-            <w:lang w:val="zh_TW" w:bidi="zh_TW"/>
-          </w:rPr>
-          <w:rPr>
-            <w:color w:val="0000EE"/>
-            <w:u w:val="single"/>
-          </w:rPr>
-          <w:t>約14:16</w:t>
-        </w:r>
-      </w:hyperlink>
+      <w:r>
+        <w:rPr>
+          <w:lang w:val="zh_TW" w:bidi="zh_TW"/>
+        </w:rPr>
+        <w:t>約14:16</w:t>
+      </w:r>
       <w:r>
         <w:rPr>
           <w:lang w:val="zh_TW" w:bidi="zh_TW"/>
         </w:rPr>
         <w:t>、</w:t>
       </w:r>
-      <w:hyperlink r:id="rId14">
-        <w:r>
-          <w:rPr>
-            <w:lang w:val="zh_TW" w:bidi="zh_TW"/>
-          </w:rPr>
-          <w:rPr>
-            <w:color w:val="0000EE"/>
-            <w:u w:val="single"/>
-          </w:rPr>
-          <w:t>26</w:t>
-        </w:r>
-      </w:hyperlink>
+      <w:r>
+        <w:rPr>
+          <w:lang w:val="zh_TW" w:bidi="zh_TW"/>
+        </w:rPr>
+        <w:t>26</w:t>
+      </w:r>
       <w:r>
         <w:rPr>
           <w:lang w:val="zh_TW" w:bidi="zh_TW"/>
         </w:rPr>
         <w:t>，</w:t>
       </w:r>
-      <w:hyperlink r:id="rId15">
-        <w:r>
-          <w:rPr>
-            <w:lang w:val="zh_TW" w:bidi="zh_TW"/>
-          </w:rPr>
-          <w:rPr>
-            <w:color w:val="0000EE"/>
-            <w:u w:val="single"/>
-          </w:rPr>
-          <w:t>15:26</w:t>
-        </w:r>
-      </w:hyperlink>
+      <w:r>
+        <w:rPr>
+          <w:lang w:val="zh_TW" w:bidi="zh_TW"/>
+        </w:rPr>
+        <w:t>15:26</w:t>
+      </w:r>
       <w:r>
         <w:rPr>
           <w:lang w:val="zh_TW" w:bidi="zh_TW"/>
         </w:rPr>
         <w:t>，</w:t>
       </w:r>
-      <w:hyperlink r:id="rId16">
-        <w:r>
-          <w:rPr>
-            <w:lang w:val="zh_TW" w:bidi="zh_TW"/>
-          </w:rPr>
-          <w:rPr>
-            <w:color w:val="0000EE"/>
-            <w:u w:val="single"/>
-          </w:rPr>
-          <w:t>16:7</w:t>
-        </w:r>
-      </w:hyperlink>
+      <w:r>
+        <w:rPr>
+          <w:lang w:val="zh_TW" w:bidi="zh_TW"/>
+        </w:rPr>
+        <w:t>16:7</w:t>
+      </w:r>
       <w:r>
         <w:rPr>
           <w:lang w:val="zh_TW" w:bidi="zh_TW"/>
@@ -386,54 +362,36 @@
         </w:rPr>
         <w:t>「保惠師」（</w:t>
       </w:r>
-      <w:hyperlink r:id="rId13">
-        <w:r>
-          <w:rPr>
-            <w:lang w:val="zh_TW" w:bidi="zh_TW"/>
-          </w:rPr>
-          <w:rPr>
-            <w:color w:val="0000EE"/>
-            <w:u w:val="single"/>
-          </w:rPr>
-          <w:t>約14:16</w:t>
-        </w:r>
-      </w:hyperlink>
+      <w:r>
+        <w:rPr>
+          <w:lang w:val="zh_TW" w:bidi="zh_TW"/>
+        </w:rPr>
+        <w:t>約14:16</w:t>
+      </w:r>
       <w:r>
         <w:rPr>
           <w:lang w:val="zh_TW" w:bidi="zh_TW"/>
         </w:rPr>
         <w:t>），表明祂自己是第一位保惠師（譯註：和合本譯作「中保」），而祂差遣的聖靈則為第二位（見</w:t>
       </w:r>
-      <w:hyperlink r:id="rId17">
-        <w:r>
-          <w:rPr>
-            <w:lang w:val="zh_TW" w:bidi="zh_TW"/>
-          </w:rPr>
-          <w:rPr>
-            <w:color w:val="0000EE"/>
-            <w:u w:val="single"/>
-          </w:rPr>
-          <w:t>約一2:1</w:t>
-        </w:r>
-      </w:hyperlink>
+      <w:r>
+        <w:rPr>
+          <w:lang w:val="zh_TW" w:bidi="zh_TW"/>
+        </w:rPr>
+        <w:t>約一2:1</w:t>
+      </w:r>
       <w:r>
         <w:rPr>
           <w:lang w:val="zh_TW" w:bidi="zh_TW"/>
         </w:rPr>
         <w:t>）。</w:t>
       </w:r>
-      <w:hyperlink r:id="rId18">
-        <w:r>
-          <w:rPr>
-            <w:lang w:val="zh_TW" w:bidi="zh_TW"/>
-          </w:rPr>
-          <w:rPr>
-            <w:color w:val="0000EE"/>
-            <w:u w:val="single"/>
-          </w:rPr>
-          <w:t>約翰福音十四至十六章</w:t>
-        </w:r>
-      </w:hyperlink>
+      <w:r>
+        <w:rPr>
+          <w:lang w:val="zh_TW" w:bidi="zh_TW"/>
+        </w:rPr>
+        <w:t>約翰福音十四至十六章</w:t>
+      </w:r>
       <w:r>
         <w:rPr>
           <w:lang w:val="zh_TW" w:bidi="zh_TW"/>
@@ -470,84 +428,54 @@
         </w:rPr>
         <w:t>延續。五個關於聖靈的應許，展示聖靈不同的工作（</w:t>
       </w:r>
-      <w:hyperlink r:id="rId19">
-        <w:r>
-          <w:rPr>
-            <w:lang w:val="zh_TW" w:bidi="zh_TW"/>
-          </w:rPr>
-          <w:rPr>
-            <w:color w:val="0000EE"/>
-            <w:u w:val="single"/>
-          </w:rPr>
-          <w:t>約14:16–17</w:t>
-        </w:r>
-      </w:hyperlink>
+      <w:r>
+        <w:rPr>
+          <w:lang w:val="zh_TW" w:bidi="zh_TW"/>
+        </w:rPr>
+        <w:t>約14:16–17</w:t>
+      </w:r>
       <w:r>
         <w:rPr>
           <w:lang w:val="zh_TW" w:bidi="zh_TW"/>
         </w:rPr>
         <w:t>、</w:t>
       </w:r>
-      <w:hyperlink r:id="rId14">
-        <w:r>
-          <w:rPr>
-            <w:lang w:val="zh_TW" w:bidi="zh_TW"/>
-          </w:rPr>
-          <w:rPr>
-            <w:color w:val="0000EE"/>
-            <w:u w:val="single"/>
-          </w:rPr>
-          <w:t>26</w:t>
-        </w:r>
-      </w:hyperlink>
+      <w:r>
+        <w:rPr>
+          <w:lang w:val="zh_TW" w:bidi="zh_TW"/>
+        </w:rPr>
+        <w:t>26</w:t>
+      </w:r>
       <w:r>
         <w:rPr>
           <w:lang w:val="zh_TW" w:bidi="zh_TW"/>
         </w:rPr>
         <w:t>，</w:t>
       </w:r>
-      <w:hyperlink r:id="rId15">
-        <w:r>
-          <w:rPr>
-            <w:lang w:val="zh_TW" w:bidi="zh_TW"/>
-          </w:rPr>
-          <w:rPr>
-            <w:color w:val="0000EE"/>
-            <w:u w:val="single"/>
-          </w:rPr>
-          <w:t>15:26</w:t>
-        </w:r>
-      </w:hyperlink>
+      <w:r>
+        <w:rPr>
+          <w:lang w:val="zh_TW" w:bidi="zh_TW"/>
+        </w:rPr>
+        <w:t>15:26</w:t>
+      </w:r>
       <w:r>
         <w:rPr>
           <w:lang w:val="zh_TW" w:bidi="zh_TW"/>
         </w:rPr>
         <w:t>，</w:t>
       </w:r>
-      <w:hyperlink r:id="rId20">
-        <w:r>
-          <w:rPr>
-            <w:lang w:val="zh_TW" w:bidi="zh_TW"/>
-          </w:rPr>
-          <w:rPr>
-            <w:color w:val="0000EE"/>
-            <w:u w:val="single"/>
-          </w:rPr>
-          <w:t>16:7–8、</w:t>
-        </w:r>
-      </w:hyperlink>
-      <w:hyperlink r:id="rId21">
-        <w:r>
-          <w:rPr>
-            <w:lang w:val="zh_TW" w:bidi="zh_TW"/>
-          </w:rPr>
-          <w:rPr>
-            <w:color w:val="0000EE"/>
-            <w:u w:val="single"/>
-          </w:rPr>
-          <w:t>13–14</w:t>
-        </w:r>
-      </w:hyperlink>
+      <w:r>
+        <w:rPr>
+          <w:lang w:val="zh_TW" w:bidi="zh_TW"/>
+        </w:rPr>
+        <w:t>16:7–8、</w:t>
+      </w:r>
+      <w:r>
+        <w:rPr>
+          <w:lang w:val="zh_TW" w:bidi="zh_TW"/>
+        </w:rPr>
+        <w:t>13–14</w:t>
+      </w:r>
       <w:r>
         <w:rPr>
           <w:lang w:val="zh_TW" w:bidi="zh_TW"/>
@@ -568,54 +496,36 @@
         </w:rPr>
         <w:t>聖靈是在耶穌死之後才臨到門徒的（見</w:t>
       </w:r>
-      <w:hyperlink r:id="rId22">
-        <w:r>
-          <w:rPr>
-            <w:lang w:val="zh_TW" w:bidi="zh_TW"/>
-          </w:rPr>
-          <w:rPr>
-            <w:color w:val="0000EE"/>
-            <w:u w:val="single"/>
-          </w:rPr>
-          <w:t>約7:39</w:t>
-        </w:r>
-      </w:hyperlink>
+      <w:r>
+        <w:rPr>
+          <w:lang w:val="zh_TW" w:bidi="zh_TW"/>
+        </w:rPr>
+        <w:t>約7:39</w:t>
+      </w:r>
       <w:r>
         <w:rPr>
           <w:lang w:val="zh_TW" w:bidi="zh_TW"/>
         </w:rPr>
         <w:t>，</w:t>
       </w:r>
-      <w:hyperlink r:id="rId23">
-        <w:r>
-          <w:rPr>
-            <w:lang w:val="zh_TW" w:bidi="zh_TW"/>
-          </w:rPr>
-          <w:rPr>
-            <w:color w:val="0000EE"/>
-            <w:u w:val="single"/>
-          </w:rPr>
-          <w:t>20:22</w:t>
-        </w:r>
-      </w:hyperlink>
+      <w:r>
+        <w:rPr>
+          <w:lang w:val="zh_TW" w:bidi="zh_TW"/>
+        </w:rPr>
+        <w:t>20:22</w:t>
+      </w:r>
       <w:r>
         <w:rPr>
           <w:lang w:val="zh_TW" w:bidi="zh_TW"/>
         </w:rPr>
         <w:t>）。如今，聖靈仍在基督徒的生命中，延續耶穌的工作與同在（</w:t>
       </w:r>
-      <w:hyperlink r:id="rId24">
-        <w:r>
-          <w:rPr>
-            <w:lang w:val="zh_TW" w:bidi="zh_TW"/>
-          </w:rPr>
-          <w:rPr>
-            <w:color w:val="0000EE"/>
-            <w:u w:val="single"/>
-          </w:rPr>
-          <w:t>14:16–26</w:t>
-        </w:r>
-      </w:hyperlink>
+      <w:r>
+        <w:rPr>
+          <w:lang w:val="zh_TW" w:bidi="zh_TW"/>
+        </w:rPr>
+        <w:t>14:16–26</w:t>
+      </w:r>
       <w:r>
         <w:rPr>
           <w:lang w:val="zh_TW" w:bidi="zh_TW"/>
@@ -645,288 +555,192 @@
           <w:lang w:val="zh_TW" w:bidi="zh_TW"/>
         </w:rPr>
       </w:r>
-      <w:hyperlink r:id="rId25">
-        <w:r>
-          <w:rPr>
-            <w:lang w:val="zh_TW" w:bidi="zh_TW"/>
-          </w:rPr>
-          <w:rPr>
-            <w:color w:val="0000EE"/>
-            <w:u w:val="single"/>
-          </w:rPr>
-          <w:t>撒上2:25</w:t>
-        </w:r>
-      </w:hyperlink>
+      <w:r>
+        <w:rPr>
+          <w:lang w:val="zh_TW" w:bidi="zh_TW"/>
+        </w:rPr>
+        <w:t>撒上2:25</w:t>
+      </w:r>
       <w:r>
         <w:rPr>
           <w:lang w:val="zh_TW" w:bidi="zh_TW"/>
         </w:rPr>
         <w:t>，</w:t>
       </w:r>
-      <w:hyperlink r:id="rId26">
-        <w:r>
-          <w:rPr>
-            <w:lang w:val="zh_TW" w:bidi="zh_TW"/>
-          </w:rPr>
-          <w:rPr>
-            <w:color w:val="0000EE"/>
-            <w:u w:val="single"/>
-          </w:rPr>
-          <w:t>24:15</w:t>
-        </w:r>
-      </w:hyperlink>
+      <w:r>
+        <w:rPr>
+          <w:lang w:val="zh_TW" w:bidi="zh_TW"/>
+        </w:rPr>
+        <w:t>24:15</w:t>
+      </w:r>
       <w:r>
         <w:rPr>
           <w:lang w:val="zh_TW" w:bidi="zh_TW"/>
         </w:rPr>
         <w:t>；</w:t>
       </w:r>
-      <w:hyperlink r:id="rId27">
-        <w:r>
-          <w:rPr>
-            <w:lang w:val="zh_TW" w:bidi="zh_TW"/>
-          </w:rPr>
-          <w:rPr>
-            <w:color w:val="0000EE"/>
-            <w:u w:val="single"/>
-          </w:rPr>
-          <w:t>撒下15:12</w:t>
-        </w:r>
-      </w:hyperlink>
+      <w:r>
+        <w:rPr>
+          <w:lang w:val="zh_TW" w:bidi="zh_TW"/>
+        </w:rPr>
+        <w:t>撒下15:12</w:t>
+      </w:r>
       <w:r>
         <w:rPr>
           <w:lang w:val="zh_TW" w:bidi="zh_TW"/>
         </w:rPr>
         <w:t>；</w:t>
       </w:r>
-      <w:hyperlink r:id="rId28">
-        <w:r>
-          <w:rPr>
-            <w:lang w:val="zh_TW" w:bidi="zh_TW"/>
-          </w:rPr>
-          <w:rPr>
-            <w:color w:val="0000EE"/>
-            <w:u w:val="single"/>
-          </w:rPr>
-          <w:t>王上12:6–14</w:t>
-        </w:r>
-      </w:hyperlink>
+      <w:r>
+        <w:rPr>
+          <w:lang w:val="zh_TW" w:bidi="zh_TW"/>
+        </w:rPr>
+        <w:t>王上12:6–14</w:t>
+      </w:r>
       <w:r>
         <w:rPr>
           <w:lang w:val="zh_TW" w:bidi="zh_TW"/>
         </w:rPr>
         <w:t>；</w:t>
       </w:r>
-      <w:hyperlink r:id="rId29">
-        <w:r>
-          <w:rPr>
-            <w:lang w:val="zh_TW" w:bidi="zh_TW"/>
-          </w:rPr>
-          <w:rPr>
-            <w:color w:val="0000EE"/>
-            <w:u w:val="single"/>
-          </w:rPr>
-          <w:t>代上27:32</w:t>
-        </w:r>
-      </w:hyperlink>
+      <w:r>
+        <w:rPr>
+          <w:lang w:val="zh_TW" w:bidi="zh_TW"/>
+        </w:rPr>
+        <w:t>代上27:32</w:t>
+      </w:r>
       <w:r>
         <w:rPr>
           <w:lang w:val="zh_TW" w:bidi="zh_TW"/>
         </w:rPr>
         <w:t>；</w:t>
       </w:r>
-      <w:hyperlink r:id="rId30">
-        <w:r>
-          <w:rPr>
-            <w:lang w:val="zh_TW" w:bidi="zh_TW"/>
-          </w:rPr>
-          <w:rPr>
-            <w:color w:val="0000EE"/>
-            <w:u w:val="single"/>
-          </w:rPr>
-          <w:t>伯16:18–22</w:t>
-        </w:r>
-      </w:hyperlink>
+      <w:r>
+        <w:rPr>
+          <w:lang w:val="zh_TW" w:bidi="zh_TW"/>
+        </w:rPr>
+        <w:t>伯16:18–22</w:t>
+      </w:r>
       <w:r>
         <w:rPr>
           <w:lang w:val="zh_TW" w:bidi="zh_TW"/>
         </w:rPr>
         <w:t>；</w:t>
       </w:r>
-      <w:hyperlink r:id="rId31">
-        <w:r>
-          <w:rPr>
-            <w:lang w:val="zh_TW" w:bidi="zh_TW"/>
-          </w:rPr>
-          <w:rPr>
-            <w:color w:val="0000EE"/>
-            <w:u w:val="single"/>
-          </w:rPr>
-          <w:t>賽1:26</w:t>
-        </w:r>
-      </w:hyperlink>
+      <w:r>
+        <w:rPr>
+          <w:lang w:val="zh_TW" w:bidi="zh_TW"/>
+        </w:rPr>
+        <w:t>賽1:26</w:t>
+      </w:r>
       <w:r>
         <w:rPr>
           <w:lang w:val="zh_TW" w:bidi="zh_TW"/>
         </w:rPr>
         <w:t>，</w:t>
       </w:r>
-      <w:hyperlink r:id="rId32">
-        <w:r>
-          <w:rPr>
-            <w:lang w:val="zh_TW" w:bidi="zh_TW"/>
-          </w:rPr>
-          <w:rPr>
-            <w:color w:val="0000EE"/>
-            <w:u w:val="single"/>
-          </w:rPr>
-          <w:t>9:6</w:t>
-        </w:r>
-      </w:hyperlink>
+      <w:r>
+        <w:rPr>
+          <w:lang w:val="zh_TW" w:bidi="zh_TW"/>
+        </w:rPr>
+        <w:t>9:6</w:t>
+      </w:r>
       <w:r>
         <w:rPr>
           <w:lang w:val="zh_TW" w:bidi="zh_TW"/>
         </w:rPr>
         <w:t>；</w:t>
       </w:r>
-      <w:hyperlink r:id="rId33">
-        <w:r>
-          <w:rPr>
-            <w:lang w:val="zh_TW" w:bidi="zh_TW"/>
-          </w:rPr>
-          <w:rPr>
-            <w:color w:val="0000EE"/>
-            <w:u w:val="single"/>
-          </w:rPr>
-          <w:t>約14:1–16:15</w:t>
-        </w:r>
-      </w:hyperlink>
+      <w:r>
+        <w:rPr>
+          <w:lang w:val="zh_TW" w:bidi="zh_TW"/>
+        </w:rPr>
+        <w:t>約14:1–16:15</w:t>
+      </w:r>
       <w:r>
         <w:rPr>
           <w:lang w:val="zh_TW" w:bidi="zh_TW"/>
         </w:rPr>
         <w:t>；</w:t>
       </w:r>
-      <w:hyperlink r:id="rId34">
-        <w:r>
-          <w:rPr>
-            <w:lang w:val="zh_TW" w:bidi="zh_TW"/>
-          </w:rPr>
-          <w:rPr>
-            <w:color w:val="0000EE"/>
-            <w:u w:val="single"/>
-          </w:rPr>
-          <w:t>加3:19–20</w:t>
-        </w:r>
-      </w:hyperlink>
+      <w:r>
+        <w:rPr>
+          <w:lang w:val="zh_TW" w:bidi="zh_TW"/>
+        </w:rPr>
+        <w:t>加3:19–20</w:t>
+      </w:r>
       <w:r>
         <w:rPr>
           <w:lang w:val="zh_TW" w:bidi="zh_TW"/>
         </w:rPr>
         <w:t>，</w:t>
       </w:r>
-      <w:hyperlink r:id="rId35">
-        <w:r>
-          <w:rPr>
-            <w:lang w:val="zh_TW" w:bidi="zh_TW"/>
-          </w:rPr>
-          <w:rPr>
-            <w:color w:val="0000EE"/>
-            <w:u w:val="single"/>
-          </w:rPr>
-          <w:t>6:13</w:t>
-        </w:r>
-      </w:hyperlink>
+      <w:r>
+        <w:rPr>
+          <w:lang w:val="zh_TW" w:bidi="zh_TW"/>
+        </w:rPr>
+        <w:t>6:13</w:t>
+      </w:r>
       <w:r>
         <w:rPr>
           <w:lang w:val="zh_TW" w:bidi="zh_TW"/>
         </w:rPr>
         <w:t>；</w:t>
       </w:r>
-      <w:hyperlink r:id="rId36">
-        <w:r>
-          <w:rPr>
-            <w:lang w:val="zh_TW" w:bidi="zh_TW"/>
-          </w:rPr>
-          <w:rPr>
-            <w:color w:val="0000EE"/>
-            <w:u w:val="single"/>
-          </w:rPr>
-          <w:t>提前2:5</w:t>
-        </w:r>
-      </w:hyperlink>
+      <w:r>
+        <w:rPr>
+          <w:lang w:val="zh_TW" w:bidi="zh_TW"/>
+        </w:rPr>
+        <w:t>提前2:5</w:t>
+      </w:r>
       <w:r>
         <w:rPr>
           <w:lang w:val="zh_TW" w:bidi="zh_TW"/>
         </w:rPr>
         <w:t>；</w:t>
       </w:r>
-      <w:hyperlink r:id="rId37">
-        <w:r>
-          <w:rPr>
-            <w:lang w:val="zh_TW" w:bidi="zh_TW"/>
-          </w:rPr>
-          <w:rPr>
-            <w:color w:val="0000EE"/>
-            <w:u w:val="single"/>
-          </w:rPr>
-          <w:t>來8:6</w:t>
-        </w:r>
-      </w:hyperlink>
+      <w:r>
+        <w:rPr>
+          <w:lang w:val="zh_TW" w:bidi="zh_TW"/>
+        </w:rPr>
+        <w:t>來8:6</w:t>
+      </w:r>
       <w:r>
         <w:rPr>
           <w:lang w:val="zh_TW" w:bidi="zh_TW"/>
         </w:rPr>
         <w:t>，</w:t>
       </w:r>
-      <w:hyperlink r:id="rId38">
-        <w:r>
-          <w:rPr>
-            <w:lang w:val="zh_TW" w:bidi="zh_TW"/>
-          </w:rPr>
-          <w:rPr>
-            <w:color w:val="0000EE"/>
-            <w:u w:val="single"/>
-          </w:rPr>
-          <w:t>9:15</w:t>
-        </w:r>
-      </w:hyperlink>
+      <w:r>
+        <w:rPr>
+          <w:lang w:val="zh_TW" w:bidi="zh_TW"/>
+        </w:rPr>
+        <w:t>9:15</w:t>
+      </w:r>
       <w:r>
         <w:rPr>
           <w:lang w:val="zh_TW" w:bidi="zh_TW"/>
         </w:rPr>
         <w:t>，</w:t>
       </w:r>
-      <w:hyperlink r:id="rId39">
-        <w:r>
-          <w:rPr>
-            <w:lang w:val="zh_TW" w:bidi="zh_TW"/>
-          </w:rPr>
-          <w:rPr>
-            <w:color w:val="0000EE"/>
-            <w:u w:val="single"/>
-          </w:rPr>
-          <w:t>12:24</w:t>
-        </w:r>
-      </w:hyperlink>
+      <w:r>
+        <w:rPr>
+          <w:lang w:val="zh_TW" w:bidi="zh_TW"/>
+        </w:rPr>
+        <w:t>12:24</w:t>
+      </w:r>
       <w:r>
         <w:rPr>
           <w:lang w:val="zh_TW" w:bidi="zh_TW"/>
         </w:rPr>
         <w:t>；</w:t>
       </w:r>
-      <w:hyperlink r:id="rId17">
-        <w:r>
-          <w:rPr>
-            <w:lang w:val="zh_TW" w:bidi="zh_TW"/>
-          </w:rPr>
-          <w:rPr>
-            <w:color w:val="0000EE"/>
-            <w:u w:val="single"/>
-          </w:rPr>
-          <w:t>約一2:1</w:t>
-        </w:r>
-      </w:hyperlink>
+      <w:r>
+        <w:rPr>
+          <w:lang w:val="zh_TW" w:bidi="zh_TW"/>
+        </w:rPr>
+        <w:t>約一2:1</w:t>
+      </w:r>
       <w:r>
         <w:rPr>
           <w:lang w:val="zh_TW" w:bidi="zh_TW"/>
